--- a/tailored_resumes/greenhouse-alphasenseindia-8857585002.docx
+++ b/tailored_resumes/greenhouse-alphasenseindia-8857585002.docx
@@ -25,7 +25,7 @@
     </w:p>
     <w:p>
       <w:r>
-        <w:t>Analytical professional with a strong foundation in data analysis and business intelligence, proficient in SQL, Python, and Tableau. Experienced in transforming complex data into actionable business insights through data visualization and classification, as demonstrated in a Deloitte data analytics simulation.</w:t>
+        <w:t>Entry-level Data Analyst with strong core skills in business intelligence, data visualization, SQL, Python, Tableau, and Excel. Experienced in classifying data and creating dashboards to analyze patterns and support business decision-making. Possesses foundational knowledge in AI and database concepts with a sharp attention to detail.</w:t>
       </w:r>
     </w:p>
     <w:p>
@@ -38,7 +38,7 @@
     </w:p>
     <w:p>
       <w:r>
-        <w:t>SQL, Python, Tableau, Power BI, Excel, Data Visualization, Query Optimization, Database Design</w:t>
+        <w:t>Data Visualization, Tableau, Excel, SQL, Python, Database Design, Query Optimization, Power BI</w:t>
       </w:r>
     </w:p>
     <w:p>
@@ -62,7 +62,7 @@
         <w:pStyle w:val="ListBullet"/>
       </w:pPr>
       <w:r>
-        <w:t>Executed a data analytics simulation focusing on forensic technology and data-driven business conclusions.</w:t>
+        <w:t>Completed a Deloitte job simulation focusing on rigorous data analysis and forensic technology</w:t>
       </w:r>
     </w:p>
     <w:p>
@@ -70,7 +70,7 @@
         <w:pStyle w:val="ListBullet"/>
       </w:pPr>
       <w:r>
-        <w:t>Developed interactive data dashboards using Tableau to visualize key metrics and support decision-making.</w:t>
+        <w:t>Created a data dashboard using Tableau to visually present data and uncover key insights</w:t>
       </w:r>
     </w:p>
     <w:p>
@@ -78,7 +78,7 @@
         <w:pStyle w:val="ListBullet"/>
       </w:pPr>
       <w:r>
-        <w:t>Utilized Excel for data classification and pattern identification to draw actionable business insights.</w:t>
+        <w:t>Used Excel to classify data and draw actionable business conclusions</w:t>
       </w:r>
     </w:p>
     <w:p>
@@ -110,7 +110,7 @@
         <w:pStyle w:val="ListBullet"/>
       </w:pPr>
       <w:r>
-        <w:t>Analyzed complex SoC designs to identify and resolve Clock Domain Crossing issues, ensuring system reliability through technical due diligence.</w:t>
+        <w:t>Identified and resolved Clock Domain Crossing issues in complex SoC designs using analytical verification strategies</w:t>
       </w:r>
     </w:p>
     <w:p>
@@ -118,7 +118,15 @@
         <w:pStyle w:val="ListBullet"/>
       </w:pPr>
       <w:r>
-        <w:t>Conducted research and prepared analytical materials on digital fraud patterns to raise awareness and prevent cyber threats.</w:t>
+        <w:t>Implemented CDC verification strategies using industry-standard tools to detect metastability risks and improve design reliability</w:t>
+      </w:r>
+    </w:p>
+    <w:p>
+      <w:pPr>
+        <w:pStyle w:val="ListBullet"/>
+      </w:pPr>
+      <w:r>
+        <w:t>Raised awareness on online scams, phishing, and cyber fraud prevention by preparing materials and conducting structured sessions</w:t>
       </w:r>
     </w:p>
     <w:p>

--- a/tailored_resumes/greenhouse-alphasenseindia-8857585002.docx
+++ b/tailored_resumes/greenhouse-alphasenseindia-8857585002.docx
@@ -25,7 +25,7 @@
     </w:p>
     <w:p>
       <w:r>
-        <w:t>Entry-level Data Analyst with strong core skills in business intelligence, data visualization, SQL, Python, Tableau, and Excel. Experienced in classifying data and creating dashboards to analyze patterns and support business decision-making. Possesses foundational knowledge in AI and database concepts with a sharp attention to detail.</w:t>
+        <w:t>Entry-level Data Analyst with a strong foundation in Python, SQL, Tableau, and Excel, alongside basic knowledge of AI fundamentals. Proven ability to classify complex data, build visual dashboards, and analyze trends to draw actionable business conclusions through practical simulation and project work.</w:t>
       </w:r>
     </w:p>
     <w:p>
@@ -38,7 +38,7 @@
     </w:p>
     <w:p>
       <w:r>
-        <w:t>Data Visualization, Tableau, Excel, SQL, Python, Database Design, Query Optimization, Power BI</w:t>
+        <w:t>Tableau, Excel, Data Visualization, SQL, Python, Power BI, AI fundamentals, Query Optimization</w:t>
       </w:r>
     </w:p>
     <w:p>
@@ -62,7 +62,7 @@
         <w:pStyle w:val="ListBullet"/>
       </w:pPr>
       <w:r>
-        <w:t>Completed a Deloitte job simulation focusing on rigorous data analysis and forensic technology</w:t>
+        <w:t>Executed data analysis and forensic technology workflows during a Deloitte job simulation.</w:t>
       </w:r>
     </w:p>
     <w:p>
@@ -70,7 +70,7 @@
         <w:pStyle w:val="ListBullet"/>
       </w:pPr>
       <w:r>
-        <w:t>Created a data dashboard using Tableau to visually present data and uncover key insights</w:t>
+        <w:t>Created data dashboards using Tableau to communicate insights and support operational decision-making.</w:t>
       </w:r>
     </w:p>
     <w:p>
@@ -78,7 +78,7 @@
         <w:pStyle w:val="ListBullet"/>
       </w:pPr>
       <w:r>
-        <w:t>Used Excel to classify data and draw actionable business conclusions</w:t>
+        <w:t>Utilized Excel to classify complex data sets and extract accurate business conclusions.</w:t>
       </w:r>
     </w:p>
     <w:p>
@@ -110,7 +110,7 @@
         <w:pStyle w:val="ListBullet"/>
       </w:pPr>
       <w:r>
-        <w:t>Identified and resolved Clock Domain Crossing issues in complex SoC designs using analytical verification strategies</w:t>
+        <w:t>Applied critical thinking and analytical problem-solving to identify and resolve Clock Domain Crossing issues in complex SoC designs.</w:t>
       </w:r>
     </w:p>
     <w:p>
@@ -118,7 +118,7 @@
         <w:pStyle w:val="ListBullet"/>
       </w:pPr>
       <w:r>
-        <w:t>Implemented CDC verification strategies using industry-standard tools to detect metastability risks and improve design reliability</w:t>
+        <w:t>Implemented verification strategies using industry-standard tools to detect risks and improve system reliability.</w:t>
       </w:r>
     </w:p>
     <w:p>
@@ -126,7 +126,7 @@
         <w:pStyle w:val="ListBullet"/>
       </w:pPr>
       <w:r>
-        <w:t>Raised awareness on online scams, phishing, and cyber fraud prevention by preparing materials and conducting structured sessions</w:t>
+        <w:t>Prepared structured presentation materials and led informative sessions on digital fraud patterns, phishing, and cybersecurity awareness.</w:t>
       </w:r>
     </w:p>
     <w:p>

--- a/tailored_resumes/greenhouse-alphasenseindia-8857585002.docx
+++ b/tailored_resumes/greenhouse-alphasenseindia-8857585002.docx
@@ -25,7 +25,7 @@
     </w:p>
     <w:p>
       <w:r>
-        <w:t>Entry-level Data Analyst with a strong foundation in Python, SQL, Tableau, and Excel, alongside basic knowledge of AI fundamentals. Proven ability to classify complex data, build visual dashboards, and analyze trends to draw actionable business conclusions through practical simulation and project work.</w:t>
+        <w:t>Detail-oriented Data Analyst with a strong foundation in SQL, Python, and business intelligence tools like Tableau and Power BI. Proven ability to analyze complex data sets, identify patterns, and deliver actionable business conclusions through interactive dashboards and data-driven reporting.</w:t>
       </w:r>
     </w:p>
     <w:p>
@@ -38,7 +38,7 @@
     </w:p>
     <w:p>
       <w:r>
-        <w:t>Tableau, Excel, Data Visualization, SQL, Python, Power BI, AI fundamentals, Query Optimization</w:t>
+        <w:t>SQL, Tableau, Power BI, Python, Data Visualization, Excel, Query Optimization, Database Design</w:t>
       </w:r>
     </w:p>
     <w:p>
@@ -62,7 +62,7 @@
         <w:pStyle w:val="ListBullet"/>
       </w:pPr>
       <w:r>
-        <w:t>Executed data analysis and forensic technology workflows during a Deloitte job simulation.</w:t>
+        <w:t>Executed data analysis and forensic technology workflows within a Deloitte business simulation to support organizational decision-making.</w:t>
       </w:r>
     </w:p>
     <w:p>
@@ -70,7 +70,7 @@
         <w:pStyle w:val="ListBullet"/>
       </w:pPr>
       <w:r>
-        <w:t>Created data dashboards using Tableau to communicate insights and support operational decision-making.</w:t>
+        <w:t>Developed interactive data dashboards using Tableau to visualize complex datasets and key performance indicators.</w:t>
       </w:r>
     </w:p>
     <w:p>
@@ -78,7 +78,7 @@
         <w:pStyle w:val="ListBullet"/>
       </w:pPr>
       <w:r>
-        <w:t>Utilized Excel to classify complex data sets and extract accurate business conclusions.</w:t>
+        <w:t>Leveraged Excel for data classification and pattern identification to derive and report actionable business conclusions.</w:t>
       </w:r>
     </w:p>
     <w:p>
@@ -110,7 +110,7 @@
         <w:pStyle w:val="ListBullet"/>
       </w:pPr>
       <w:r>
-        <w:t>Applied critical thinking and analytical problem-solving to identify and resolve Clock Domain Crossing issues in complex SoC designs.</w:t>
+        <w:t>Applied critical thinking and analytical skills to identify and resolve complex technical issues in SoC designs, improving overall system reliability.</w:t>
       </w:r>
     </w:p>
     <w:p>
@@ -118,15 +118,7 @@
         <w:pStyle w:val="ListBullet"/>
       </w:pPr>
       <w:r>
-        <w:t>Implemented verification strategies using industry-standard tools to detect risks and improve system reliability.</w:t>
-      </w:r>
-    </w:p>
-    <w:p>
-      <w:pPr>
-        <w:pStyle w:val="ListBullet"/>
-      </w:pPr>
-      <w:r>
-        <w:t>Prepared structured presentation materials and led informative sessions on digital fraud patterns, phishing, and cybersecurity awareness.</w:t>
+        <w:t>Analyzed digital fraud patterns and phishing techniques to develop comprehensive awareness materials and conduct educational sessions on cyber prevention.</w:t>
       </w:r>
     </w:p>
     <w:p>

--- a/tailored_resumes/greenhouse-alphasenseindia-8857585002.docx
+++ b/tailored_resumes/greenhouse-alphasenseindia-8857585002.docx
@@ -25,7 +25,7 @@
     </w:p>
     <w:p>
       <w:r>
-        <w:t>Detail-oriented Data Analyst with a strong foundation in SQL, Python, and business intelligence tools like Tableau and Power BI. Proven ability to analyze complex data sets, identify patterns, and deliver actionable business conclusions through interactive dashboards and data-driven reporting.</w:t>
+        <w:t>Detail-oriented B.Tech graduate with foundational expertise in SQL, Python, Tableau, and Excel data visualization, supported by AI fundamentals. Demonstrated hands-on experience through a data analytics simulation involving Tableau dashboard creation and data classification to derive business insights.</w:t>
       </w:r>
     </w:p>
     <w:p>
@@ -38,7 +38,7 @@
     </w:p>
     <w:p>
       <w:r>
-        <w:t>SQL, Tableau, Power BI, Python, Data Visualization, Excel, Query Optimization, Database Design</w:t>
+        <w:t>Data Analysis, Data Visualization, Tableau, Excel, SQL, Python, AI fundamentals, Database Design</w:t>
       </w:r>
     </w:p>
     <w:p>
@@ -62,7 +62,7 @@
         <w:pStyle w:val="ListBullet"/>
       </w:pPr>
       <w:r>
-        <w:t>Executed data analysis and forensic technology workflows within a Deloitte business simulation to support organizational decision-making.</w:t>
+        <w:t>Executed data analysis and forensic technology tasks during a Deloitte simulated business intelligence project</w:t>
       </w:r>
     </w:p>
     <w:p>
@@ -70,7 +70,7 @@
         <w:pStyle w:val="ListBullet"/>
       </w:pPr>
       <w:r>
-        <w:t>Developed interactive data dashboards using Tableau to visualize complex datasets and key performance indicators.</w:t>
+        <w:t>Designed and created interactive data dashboards using Tableau to present insights clearly</w:t>
       </w:r>
     </w:p>
     <w:p>
@@ -78,7 +78,7 @@
         <w:pStyle w:val="ListBullet"/>
       </w:pPr>
       <w:r>
-        <w:t>Leveraged Excel for data classification and pattern identification to derive and report actionable business conclusions.</w:t>
+        <w:t>Utilized Excel for structured data classification and drawing actionable business conclusions</w:t>
       </w:r>
     </w:p>
     <w:p>
@@ -110,7 +110,7 @@
         <w:pStyle w:val="ListBullet"/>
       </w:pPr>
       <w:r>
-        <w:t>Applied critical thinking and analytical skills to identify and resolve complex technical issues in SoC designs, improving overall system reliability.</w:t>
+        <w:t>Identified and resolved complex system verification issues, applying analytical problem-solving skills to enhance reliability</w:t>
       </w:r>
     </w:p>
     <w:p>
@@ -118,7 +118,15 @@
         <w:pStyle w:val="ListBullet"/>
       </w:pPr>
       <w:r>
-        <w:t>Analyzed digital fraud patterns and phishing techniques to develop comprehensive awareness materials and conduct educational sessions on cyber prevention.</w:t>
+        <w:t>Executed technical verification strategies using industry tools to detect and mitigate functional risks</w:t>
+      </w:r>
+    </w:p>
+    <w:p>
+      <w:pPr>
+        <w:pStyle w:val="ListBullet"/>
+      </w:pPr>
+      <w:r>
+        <w:t>Conducted educational awareness initiatives on cyber fraud prevention, structuring materials to communicate key findings effectively</w:t>
       </w:r>
     </w:p>
     <w:p>

--- a/tailored_resumes/greenhouse-alphasenseindia-8857585002.docx
+++ b/tailored_resumes/greenhouse-alphasenseindia-8857585002.docx
@@ -25,7 +25,7 @@
     </w:p>
     <w:p>
       <w:r>
-        <w:t>Detail-oriented B.Tech graduate with foundational expertise in SQL, Python, Tableau, and Excel data visualization, supported by AI fundamentals. Demonstrated hands-on experience through a data analytics simulation involving Tableau dashboard creation and data classification to derive business insights.</w:t>
+        <w:t>Entry-level Data Analyst with a strong foundation in data visualization, SQL, and Python, complemented by AI fundamentals. Experienced in analyzing structured data using Excel and building visual dashboards in Tableau to draw business conclusions and support decision-making processes.</w:t>
       </w:r>
     </w:p>
     <w:p>
@@ -38,7 +38,7 @@
     </w:p>
     <w:p>
       <w:r>
-        <w:t>Data Analysis, Data Visualization, Tableau, Excel, SQL, Python, AI fundamentals, Database Design</w:t>
+        <w:t>Data Analytics, Tableau, Excel, SQL, Data Visualization, Python, AI fundamentals, Database Design</w:t>
       </w:r>
     </w:p>
     <w:p>
@@ -62,7 +62,7 @@
         <w:pStyle w:val="ListBullet"/>
       </w:pPr>
       <w:r>
-        <w:t>Executed data analysis and forensic technology tasks during a Deloitte simulated business intelligence project</w:t>
+        <w:t>Utilized Excel to analyze and classify complex datasets, drawing actionable business conclusions to inform strategic decisions.</w:t>
       </w:r>
     </w:p>
     <w:p>
@@ -70,7 +70,7 @@
         <w:pStyle w:val="ListBullet"/>
       </w:pPr>
       <w:r>
-        <w:t>Designed and created interactive data dashboards using Tableau to present insights clearly</w:t>
+        <w:t>Designed and created an interactive data dashboard in Tableau to visually represent data and highlight analytical insights.</w:t>
       </w:r>
     </w:p>
     <w:p>
@@ -78,7 +78,7 @@
         <w:pStyle w:val="ListBullet"/>
       </w:pPr>
       <w:r>
-        <w:t>Utilized Excel for structured data classification and drawing actionable business conclusions</w:t>
+        <w:t>Engaged in a Deloitte simulated environment focused on rigorous data analysis, data manipulation, and forensic technology procedures.</w:t>
       </w:r>
     </w:p>
     <w:p>
@@ -110,7 +110,7 @@
         <w:pStyle w:val="ListBullet"/>
       </w:pPr>
       <w:r>
-        <w:t>Identified and resolved complex system verification issues, applying analytical problem-solving skills to enhance reliability</w:t>
+        <w:t>Analyzed complex technical specifications to identify critical risk areas and optimize design reliability.</w:t>
       </w:r>
     </w:p>
     <w:p>
@@ -118,15 +118,7 @@
         <w:pStyle w:val="ListBullet"/>
       </w:pPr>
       <w:r>
-        <w:t>Executed technical verification strategies using industry tools to detect and mitigate functional risks</w:t>
-      </w:r>
-    </w:p>
-    <w:p>
-      <w:pPr>
-        <w:pStyle w:val="ListBullet"/>
-      </w:pPr>
-      <w:r>
-        <w:t>Conducted educational awareness initiatives on cyber fraud prevention, structuring materials to communicate key findings effectively</w:t>
+        <w:t>Conducted educational sessions and synthesized structured informational materials on safe digital practices and cyber fraud prevention.</w:t>
       </w:r>
     </w:p>
     <w:p>

--- a/tailored_resumes/greenhouse-alphasenseindia-8857585002.docx
+++ b/tailored_resumes/greenhouse-alphasenseindia-8857585002.docx
@@ -25,7 +25,7 @@
     </w:p>
     <w:p>
       <w:r>
-        <w:t>Entry-level Data Analyst with a strong foundation in data visualization, SQL, and Python, complemented by AI fundamentals. Experienced in analyzing structured data using Excel and building visual dashboards in Tableau to draw business conclusions and support decision-making processes.</w:t>
+        <w:t>Detail-oriented candidate with a background in Electronics and Communication Engineering, skilled in data analysis, Excel, and visualization using Tableau. Demonstrates foundational knowledge in AI and database design, with practical experience analyzing data sets, classifying information, and creating dashboards to derive clear business conclusions.</w:t>
       </w:r>
     </w:p>
     <w:p>
@@ -38,7 +38,7 @@
     </w:p>
     <w:p>
       <w:r>
-        <w:t>Data Analytics, Tableau, Excel, SQL, Data Visualization, Python, AI fundamentals, Database Design</w:t>
+        <w:t>Data Visualization, Tableau, Excel, SQL, Python, Query Optimization, Database Design, AI fundamentals</w:t>
       </w:r>
     </w:p>
     <w:p>
@@ -62,7 +62,7 @@
         <w:pStyle w:val="ListBullet"/>
       </w:pPr>
       <w:r>
-        <w:t>Utilized Excel to analyze and classify complex datasets, drawing actionable business conclusions to inform strategic decisions.</w:t>
+        <w:t>Utilized Excel to classify complex data and draw actionable business conclusions during a Deloitte Australia data analytics job simulation.</w:t>
       </w:r>
     </w:p>
     <w:p>
@@ -70,7 +70,7 @@
         <w:pStyle w:val="ListBullet"/>
       </w:pPr>
       <w:r>
-        <w:t>Designed and created an interactive data dashboard in Tableau to visually represent data and highlight analytical insights.</w:t>
+        <w:t>Designed and created a data dashboard using Tableau to effectively communicate analytical findings.</w:t>
       </w:r>
     </w:p>
     <w:p>
@@ -78,7 +78,7 @@
         <w:pStyle w:val="ListBullet"/>
       </w:pPr>
       <w:r>
-        <w:t>Engaged in a Deloitte simulated environment focused on rigorous data analysis, data manipulation, and forensic technology procedures.</w:t>
+        <w:t>Completed a Deloitte simulated project involving data analysis and forensic technology to solve business problems.</w:t>
       </w:r>
     </w:p>
     <w:p>
@@ -110,7 +110,7 @@
         <w:pStyle w:val="ListBullet"/>
       </w:pPr>
       <w:r>
-        <w:t>Analyzed complex technical specifications to identify critical risk areas and optimize design reliability.</w:t>
+        <w:t>Identified and resolved Clock Domain Crossing issues in complex SoC designs, leveraging verification strategies to enhance system reliability.</w:t>
       </w:r>
     </w:p>
     <w:p>
@@ -118,7 +118,7 @@
         <w:pStyle w:val="ListBullet"/>
       </w:pPr>
       <w:r>
-        <w:t>Conducted educational sessions and synthesized structured informational materials on safe digital practices and cyber fraud prevention.</w:t>
+        <w:t>Prepared structured materials and conducted awareness sessions on cyber fraud, phishing, and online scam prevention for community service.</w:t>
       </w:r>
     </w:p>
     <w:p>

--- a/tailored_resumes/greenhouse-alphasenseindia-8857585002.docx
+++ b/tailored_resumes/greenhouse-alphasenseindia-8857585002.docx
@@ -25,7 +25,7 @@
     </w:p>
     <w:p>
       <w:r>
-        <w:t>Detail-oriented candidate with a background in Electronics and Communication Engineering, skilled in data analysis, Excel, and visualization using Tableau. Demonstrates foundational knowledge in AI and database design, with practical experience analyzing data sets, classifying information, and creating dashboards to derive clear business conclusions.</w:t>
+        <w:t>Detail-oriented candidate with foundational knowledge in Electronics &amp; Communication Engineering and hands-on practice in data analysis and visualization using Tableau and Excel. Skilled in SQL, Python, and AI fundamentals, with demonstrated ability to analyze complex technical data, draw accurate conclusions, and present clear insights.</w:t>
       </w:r>
     </w:p>
     <w:p>
@@ -38,7 +38,7 @@
     </w:p>
     <w:p>
       <w:r>
-        <w:t>Data Visualization, Tableau, Excel, SQL, Python, Query Optimization, Database Design, AI fundamentals</w:t>
+        <w:t>SQL, Python, Tableau, Excel, Data Visualization, Power BI, Query Optimization, Database Design, AI fundamentals</w:t>
       </w:r>
     </w:p>
     <w:p>
@@ -62,7 +62,7 @@
         <w:pStyle w:val="ListBullet"/>
       </w:pPr>
       <w:r>
-        <w:t>Utilized Excel to classify complex data and draw actionable business conclusions during a Deloitte Australia data analytics job simulation.</w:t>
+        <w:t>Completed a Deloitte job simulation involving data analysis, forensic technology, and reporting analytical conclusions</w:t>
       </w:r>
     </w:p>
     <w:p>
@@ -70,7 +70,7 @@
         <w:pStyle w:val="ListBullet"/>
       </w:pPr>
       <w:r>
-        <w:t>Designed and created a data dashboard using Tableau to effectively communicate analytical findings.</w:t>
+        <w:t>Created an interactive data dashboard using Tableau to visualize patterns and insights</w:t>
       </w:r>
     </w:p>
     <w:p>
@@ -78,7 +78,7 @@
         <w:pStyle w:val="ListBullet"/>
       </w:pPr>
       <w:r>
-        <w:t>Completed a Deloitte simulated project involving data analysis and forensic technology to solve business problems.</w:t>
+        <w:t>Used Excel to perform data classification, analyze information, and draw actionable business conclusions</w:t>
       </w:r>
     </w:p>
     <w:p>
@@ -110,7 +110,7 @@
         <w:pStyle w:val="ListBullet"/>
       </w:pPr>
       <w:r>
-        <w:t>Identified and resolved Clock Domain Crossing issues in complex SoC designs, leveraging verification strategies to enhance system reliability.</w:t>
+        <w:t>Identified and resolved complex technical issues in SoC designs to improve reliability and reduce risks</w:t>
       </w:r>
     </w:p>
     <w:p>
@@ -118,7 +118,15 @@
         <w:pStyle w:val="ListBullet"/>
       </w:pPr>
       <w:r>
-        <w:t>Prepared structured materials and conducted awareness sessions on cyber fraud, phishing, and online scam prevention for community service.</w:t>
+        <w:t>Implemented verification strategies using industry-standard tools to detect metastability risks</w:t>
+      </w:r>
+    </w:p>
+    <w:p>
+      <w:pPr>
+        <w:pStyle w:val="ListBullet"/>
+      </w:pPr>
+      <w:r>
+        <w:t>Conducted sessions and prepared instructional materials on cyber fraud prevention and safe digital practices</w:t>
       </w:r>
     </w:p>
     <w:p>
